--- a/AscendAgent/e2e/fixtures/pierogi-recipe.docx
+++ b/AscendAgent/e2e/fixtures/pierogi-recipe.docx
@@ -9,7 +9,16 @@
       </w:r>
       <w:proofErr w:type="spellEnd"/>
       <w:r>
-        <w:t xml:space="preserve"> Helena's pierogi: 500g flour, 250ml warm water, 1 egg, salt. Knead 10 minutes, rest 30, roll thin, cut circles, fill, seal, boil 4 minutes.</w:t>
+        <w:t xml:space="preserve"> Helena's pierogi: 500g flour, 250ml warm water, 1 egg, salt. Knead 10 minutes, rest 30</w:t>
+      </w:r>
+      <w:r>
+        <w:t xml:space="preserve"> </w:t>
+      </w:r>
+      <w:r>
+        <w:t>minutes</w:t>
+      </w:r>
+      <w:r>
+        <w:t>, roll thin, cut circles, fill, seal, boil 4 minutes.</w:t>
       </w:r>
     </w:p>
     <w:sectPr>
